--- a/docs/report/[트랙2-예선]_자유_팀명_보고서_초안.docx
+++ b/docs/report/[트랙2-예선]_자유_팀명_보고서_초안.docx
@@ -2077,7 +2077,7 @@
               <w:rPr>
                 <w:sz w:val="18"/>
               </w:rPr>
-              <w:t>COCO-confirm R@1 41.80%</w:t>
+              <w:t>COCO-confirm R@1 41.80% / 최종 시험 XM3600 R@1 41.66%</w:t>
             </w:r>
           </w:p>
         </w:tc>
@@ -2101,7 +2101,7 @@
               <w:rPr>
                 <w:sz w:val="18"/>
               </w:rPr>
-              <w:t>53.50%</w:t>
+              <w:t>56.97% / 51.71%</w:t>
             </w:r>
           </w:p>
         </w:tc>
@@ -2125,7 +2125,20 @@
               <w:rPr>
                 <w:sz w:val="18"/>
               </w:rPr>
-              <w:t>+11.70%p [95% 범위 +10.67, +12.76] (적응 +12.55, 양자화 −0.86)</w:t>
+              <w:t xml:space="preserve">+15.17%p [+14.04, +16.32] / </w:t>
+            </w:r>
+            <w:r>
+              <w:rPr>
+                <w:b/>
+                <w:sz w:val="18"/>
+              </w:rPr>
+              <w:t>+10.05%p [+9.02, +11.13]</w:t>
+            </w:r>
+            <w:r>
+              <w:rPr>
+                <w:sz w:val="18"/>
+              </w:rPr>
+              <w:t xml:space="preserve"> (적응 +15.55, 양자화 −0.38)</w:t>
             </w:r>
           </w:p>
         </w:tc>
@@ -2235,7 +2248,7 @@
               <w:rPr>
                 <w:sz w:val="18"/>
               </w:rPr>
-              <w:t xml:space="preserve"> 블록 0~7은 얼리고 뒤쪽 4블록만 COCO train2017 사진 3만 장으로 대조 학습(CPU 59분)해, ①의 양자화 처방을 그대로 쓸 수 있게 했다.</w:t>
+              <w:t xml:space="preserve"> 블록 0~7은 얼리고 뒤쪽 4블록(이미지·텍스트)만 일상 사진 21.8만 장(COCO train2017 11.8만 + CC3M 10만)으로 대조 학습(CPU 9.6시간)해, ①의 양자화 처방을 그대로 쓸 수 있게 했다.</w:t>
             </w:r>
           </w:p>
           <w:p>
@@ -2267,26 +2280,26 @@
                 <w:b/>
                 <w:sz w:val="18"/>
               </w:rPr>
-              <w:t>COCO 검색 R@1 +11.70%p</w:t>
-            </w:r>
-            <w:r>
-              <w:rPr>
-                <w:sz w:val="18"/>
-              </w:rPr>
-              <w:t xml:space="preserve">(적응 +12.55, 양자화 −0.86)이고, </w:t>
+              <w:t>COCO 검색 R@1 +15.17%p</w:t>
+            </w:r>
+            <w:r>
+              <w:rPr>
+                <w:sz w:val="18"/>
+              </w:rPr>
+              <w:t xml:space="preserve">(적응 +15.55, 양자화 −0.38)이고, </w:t>
             </w:r>
             <w:r>
               <w:rPr>
                 <w:b/>
                 <w:sz w:val="18"/>
               </w:rPr>
-              <w:t>학습에 쓰지 않은 Flickr30k에서도 +10.96%p</w:t>
-            </w:r>
-            <w:r>
-              <w:rPr>
-                <w:sz w:val="18"/>
-              </w:rPr>
-              <w:t>. CIFAR-100 제로샷은 68.01→67.70%(−0.31%p). 판정은 결과를 보기 전에 정한 규칙으로 봉인 분할에서 한 번만 했다.</w:t>
+              <w:t>미리 봉인해 마지막에 한 번만 연 최종 시험셋 XM3600(전 세계 36개 지역 사진)에서 +10.05%p</w:t>
+            </w:r>
+            <w:r>
+              <w:rPr>
+                <w:sz w:val="18"/>
+              </w:rPr>
+              <w:t>. Flickr30k +12.86, NoCaps +14.08%p, CIFAR-100 제로샷 68.01→68.16%.</w:t>
             </w:r>
           </w:p>
           <w:p>
@@ -2298,7 +2311,7 @@
               <w:rPr>
                 <w:sz w:val="18"/>
               </w:rPr>
-              <w:t>양자화 처방만 보면(원본 가중치) R@1 −0.96%p로 사전 기준(−2%p)을 통과했다. Hailo-10H(DFC 5.4.0)에는 원본 가중치로 이식해 공식 설정과 같은 13 컨텍스트로 컴파일했으나 판정 분할 R@1 −3.03%p(공식 −3.16%p)로 기준 미달이며, 적응 가중치 이식은 본선에서 한다(6.6·7장).</w:t>
+              <w:t>양자화 처방만 보면(원본 가중치) R@1 −0.96%p로 사전 기준(−2%p)을 통과했다. 모든 선택은 결과를 보기 전에 기록한 규칙으로 선택용 분할에서만 했고, 시험셋 사용 이력은 6.2에 모두 공개한다. Hailo-10H(DFC 5.4.0)에는 원본 가중치로 이식해 공식 설정과 같은 13 컨텍스트로 컴파일했으나 판정 분할 R@1 −3.03%p(공식 −3.16%p)로 기준 미달이며, 적응 가중치 이식은 본선에서 한다(6.6·7장).</w:t>
             </w:r>
           </w:p>
           <w:p>
@@ -2310,7 +2323,7 @@
               <w:rPr>
                 <w:sz w:val="18"/>
               </w:rPr>
-              <w:t>재현: 원 실험 PC의 빈 폴더와 다른 PC(새 환경)에서 정확도 값이 모두 그대로 재현됐다(6.3). *최종 구성은 SPL과 연산 그래프가 같아(가중치 값만 다름) 속도·메모리는 SPL 측정값이다.</w:t>
+              <w:t>재현: 원 실험 PC의 빈 폴더와 다른 PC(새 환경)에서 정확도 값이 모두 그대로 재현됐다(6.3). *최종 구성은 SPL과 연산 그래프가 같아(가중치 값만 다름) 속도·메모리는 SPL 측정값이다(적응 모델 직접 측정도 2.30배).</w:t>
             </w:r>
           </w:p>
         </w:tc>
@@ -3096,14 +3109,14 @@
               <w:rPr>
                 <w:sz w:val="18"/>
               </w:rPr>
-              <w:t>로 자동 다운로드) = 기준 모델. 최종 모델은 여기에 뒤쪽 4블록만 도메인 적응 학습한 가중치(</w:t>
+              <w:t>로 자동 다운로드) = 기준 모델. 최종 모델은 여기에 이미지·텍스트 인코더 뒤쪽 4블록만 도메인 적응 학습한 가중치(</w:t>
             </w:r>
             <w:r>
               <w:rPr>
                 <w:rFonts w:ascii="Consolas" w:hAnsi="Consolas" w:eastAsia="D2Coding"/>
                 <w:sz w:val="17"/>
               </w:rPr>
-              <w:t>repro/weights/da_tail_chosen.pt</w:t>
+              <w:t>repro/weights/da5_chosen.pt</w:t>
             </w:r>
             <w:r>
               <w:rPr>
@@ -3540,13 +3553,13 @@
                 <w:b/>
                 <w:sz w:val="18"/>
               </w:rPr>
-              <w:t>기존 텍스트 검색과 호환:</w:t>
-            </w:r>
-            <w:r>
-              <w:rPr>
-                <w:sz w:val="18"/>
-              </w:rPr>
-              <w:t xml:space="preserve"> 텍스트 인코더는 FP32 그대로 두어 INT8 이미지 임베딩을 기존 CLIP 텍스트 질의로 그대로 검색한다(6.5의 R@1이 바로 이 조합의 측정값). 더 작은 다른 모델(예: MobileCLIP [5])로 바꾸면 임베딩 공간이 달라져 색인을 모두 다시 만들어야 한다.</w:t>
+              <w:t>같은 구조를 유지:</w:t>
+            </w:r>
+            <w:r>
+              <w:rPr>
+                <w:sz w:val="18"/>
+              </w:rPr>
+              <w:t xml:space="preserve"> 모델 구조·크기·연산은 원본 그대로이고 가중치 값만 바뀐다. 그래서 Hailo 공식 지원 모델의 컴파일 경로와 원본으로 만든 양자화 처방을 그대로 쓴다. 텍스트 인코더도 뒤쪽 4블록을 함께 적응했으므로(FP32, 호스트 CPU), 앱에서는 이미지·텍스트 인코더를 한 쌍으로 바꾸고 색인을 한 번 다시 만든다(6.5의 R@1이 이 조합의 측정값). 더 작은 다른 모델(예: MobileCLIP [5])로 바꾸는 것과 달리 Hailo 이식·양자화 분석을 다시 할 필요가 없다.</w:t>
             </w:r>
           </w:p>
         </w:tc>
@@ -3845,7 +3858,7 @@
               <w:rPr>
                 <w:sz w:val="18"/>
               </w:rPr>
-              <w:t xml:space="preserve"> 질의마다 한 번이라 호스트 CPU(FP32)에 둔다. HEF 컴파일도 시도했으나 공식 설정의 미세조정 단계가 이 PC에서 멈춰 중단했다(7.1).</w:t>
+              <w:t xml:space="preserve"> 질의마다 한 번이라 호스트 CPU(FP32, 적응 가중치)에 둔다. HEF 컴파일도 시도했으나 공식 설정의 미세조정 단계가 이 PC에서 멈춰 중단했다(7.1).</w:t>
             </w:r>
           </w:p>
           <w:p>
@@ -5803,7 +5816,7 @@
                 <w:b/>
                 <w:sz w:val="18"/>
               </w:rPr>
-              <w:t>도메인 적응 + SPL (최종, DA-SPL)</w:t>
+              <w:t>도메인 적응 + SPL (최종, DA5-SPL)</w:t>
             </w:r>
           </w:p>
         </w:tc>
@@ -5826,7 +5839,7 @@
               <w:rPr>
                 <w:sz w:val="18"/>
               </w:rPr>
-              <w:t>블록 8~11·ln_post·proj 학습 → 위 SPL 처방</w:t>
+              <w:t>이미지 블록 8~11·ln_post·proj + 텍스트 블록 8~11·ln_final·투영 학습 → 위 SPL 처방</w:t>
             </w:r>
           </w:p>
         </w:tc>
@@ -5849,7 +5862,7 @@
               <w:rPr>
                 <w:sz w:val="18"/>
               </w:rPr>
-              <w:t>COCO train2017 3만 장, 대조 학습 2에폭, lr 1e-5, 텍스트 인코더·블록 0~7 고정</w:t>
+              <w:t>COCO train2017 전체 11.8만 + CC3M 10만 장, 대조 학습 2에폭, lr 1e-5, 블록 0~7 고정, α=1.0</w:t>
             </w:r>
           </w:p>
         </w:tc>
@@ -5872,7 +5885,7 @@
               <w:rPr>
                 <w:sz w:val="18"/>
               </w:rPr>
-              <w:t>적응 FP32 +12.55%p, 양자화 −0.86%p → 원본 대비 +11.70%p (Flickr30k +10.96)</w:t>
+              <w:t>적응 FP32 +15.55%p, 양자화 −0.38%p → 원본 대비 +15.17%p (최종 시험 XM3600 +10.05)</w:t>
             </w:r>
           </w:p>
         </w:tc>
@@ -6211,7 +6224,7 @@
               <w:rPr>
                 <w:sz w:val="18"/>
               </w:rPr>
-              <w:t>PTQ (정적). 양자화 전에 FP32 상태에서 도메인 적응 학습(뒤쪽 4블록)을 한 번 하고, 그 FP32 모델을 원본과 같은 처방으로 양자화(QAT 아님)</w:t>
+              <w:t>PTQ (정적). 양자화 전에 FP32 상태에서 도메인 적응 학습(뒤쪽 4블록)을 하고, 그 FP32 모델을 원본과 같은 처방으로 양자화. 뒤쪽 4블록 QAT(fake-quant 증류)도 시험했으나 최종 적응 모델에서 이득이 없어(−0.00%p [−0.51, +0.48]) 채택하지 않았다(5.3)</w:t>
             </w:r>
           </w:p>
         </w:tc>
@@ -6963,7 +6976,7 @@
                 <w:b/>
                 <w:sz w:val="18"/>
               </w:rPr>
-              <w:t>도메인 적응(최종 단계, 10/20):</w:t>
+              <w:t>도메인 적응(10/20~10/24):</w:t>
             </w:r>
             <w:r>
               <w:rPr>
@@ -6982,7 +6995,7 @@
               <w:rPr>
                 <w:sz w:val="18"/>
               </w:rPr>
-              <w:t xml:space="preserve"> 이상치가 블록 5~7에 있으므로 블록 0~7을 얼리면 SPL 처방이 그대로 유효하다(적응 후 보호 노드·이상치 채널 동일, 블록 8~11 fc2 활성값도 새 이상치 없음: 8비트 눈금 47~71칸). ② </w:t>
+              <w:t xml:space="preserve"> 이상치가 블록 5~7에 있으므로 블록 0~7을 얼리면 SPL 처방이 그대로 유효하다(적응 후 보호 노드·이상치 채널 동일, 블록 8~11에도 새 이상치 없음). ② </w:t>
             </w:r>
             <w:r>
               <w:rPr>
@@ -6995,7 +7008,7 @@
               <w:rPr>
                 <w:sz w:val="18"/>
               </w:rPr>
-              <w:t xml:space="preserve"> 블록 7 출력을 한 번 저장해 두고 뒤쪽 4블록(28.7M 파라미터)만 학습해 PC CPU로 59분에 끝났다(GPU 없음). ③ </w:t>
+              <w:t xml:space="preserve"> 블록 7 출력을 한 번 저장해 두고 뒤쪽 4블록만 학습해 GPU 없이 PC CPU로 끝냈다. ③ </w:t>
             </w:r>
             <w:r>
               <w:rPr>
@@ -7008,7 +7021,46 @@
               <w:rPr>
                 <w:sz w:val="18"/>
               </w:rPr>
-              <w:t xml:space="preserve"> CLIP 사전학습과 같은 대조 손실로 학습하고 [9], 원본과 학습본을 비율 α로 섞어(WiSE-FT [8]) α를 고를 수 있게 했다.</w:t>
+              <w:t xml:space="preserve"> CLIP 사전학습과 같은 대조 손실로 학습하고 [9], 원본과 학습본을 비율 α로 섞어(WiSE-FT [8]) CIFAR 하락이 1%p 이내인 α만 고른다.</w:t>
+            </w:r>
+          </w:p>
+          <w:p>
+            <w:pPr>
+              <w:spacing w:line="320" w:lineRule="auto" w:after="40"/>
+              <w:ind w:left="283" w:hanging="255"/>
+              <w:jc w:val="left"/>
+            </w:pPr>
+            <w:r>
+              <w:rPr>
+                <w:sz w:val="18"/>
+              </w:rPr>
+              <w:t xml:space="preserve">9. </w:t>
+            </w:r>
+            <w:r>
+              <w:rPr>
+                <w:b/>
+                <w:sz w:val="18"/>
+              </w:rPr>
+              <w:t>단계별 확장(모두 사전 등록한 규칙으로 채택 판정):</w:t>
+            </w:r>
+            <w:r>
+              <w:rPr>
+                <w:sz w:val="18"/>
+              </w:rPr>
+              <w:t xml:space="preserve"> COCO 3만 장 이미지 쪽만(원본 대비 +13.1%p, FP32·select) → 텍스트 인코더 뒤쪽도 함께(+1.5%p) → COCO 전체 11.8만 장(+2.3%p [+1.7, +3.0]) → COCO 밖 웹 사진 CC3M 10만 장 추가(COCO select 유지 −0.11, </w:t>
+            </w:r>
+            <w:r>
+              <w:rPr>
+                <w:b/>
+                <w:sz w:val="18"/>
+              </w:rPr>
+              <w:t>COCO 밖 검증셋 CC3M val +4.30%p [+2.70, +5.85]</w:t>
+            </w:r>
+            <w:r>
+              <w:rPr>
+                <w:sz w:val="18"/>
+              </w:rPr>
+              <w:t>). 마지막 단계는 COCO select로는 COCO 밖 일반화를 잴 수 없어, 선택용 검증셋(CC3M val 2,000장)을 따로 정하고 규칙을 먼저 기록했다.</w:t>
             </w:r>
           </w:p>
           <w:p>
@@ -7034,7 +7086,7 @@
               <w:rPr>
                 <w:sz w:val="18"/>
               </w:rPr>
-              <w:t xml:space="preserve"> 학습은 train2017만 쓰고 평가 사진(val2017)과 분리했다. 설정(학습률·에폭·α 후보)과 선택 규칙(CIFAR val 하락 ≤1%p인 α 중 select R@1 최고), 계속·교체 조건을 실행 전에 기록했고(</w:t>
+              <w:t xml:space="preserve"> 학습은 COCO train2017·CC3M train만 쓰고 평가 사진과 분리했다. 각 단계마다 설정·α 선택 규칙·채택 조건(현 후보 대비 차이의 95% 하한 &gt; 0 등)을 실행 전에 </w:t>
             </w:r>
             <w:r>
               <w:rPr>
@@ -7047,7 +7099,7 @@
               <w:rPr>
                 <w:sz w:val="18"/>
               </w:rPr>
-              <w:t xml:space="preserve"> E33), confirm·CIFAR test는 마지막에 한 번만 열었다. α=1.0이 선택됐다(select +13.13%p, CIFAR val −0.22%p).</w:t>
+              <w:t>에 기록했다. 최종 구성은 동결 후 미리 봉인해 둔 XM3600 [12]으로 단 한 번 판정했다(6.2).</w:t>
             </w:r>
           </w:p>
           <w:p>
@@ -7217,7 +7269,85 @@
               <w:rPr>
                 <w:sz w:val="18"/>
               </w:rPr>
-              <w:t xml:space="preserve"> 192에서 −1.14%p로 경계였다. 별도 선택지로만 기록했다.</w:t>
+              <w:t xml:space="preserve"> 192에서 −1.14%p로 경계였다. 적응 모델에서도 192+SPL이 −1.50%p [−2.21]로 기준 미달이라 제외했다.</w:t>
+            </w:r>
+          </w:p>
+          <w:p>
+            <w:pPr>
+              <w:spacing w:line="320" w:lineRule="auto" w:after="40" w:before="80"/>
+              <w:ind w:left="255" w:hanging="198"/>
+              <w:jc w:val="left"/>
+            </w:pPr>
+            <w:r>
+              <w:rPr>
+                <w:sz w:val="18"/>
+              </w:rPr>
+              <w:t xml:space="preserve">• </w:t>
+            </w:r>
+            <w:r>
+              <w:rPr>
+                <w:b/>
+                <w:sz w:val="18"/>
+              </w:rPr>
+              <w:t>뒤쪽 4블록 QAT(fake-quant 증류):</w:t>
+            </w:r>
+            <w:r>
+              <w:rPr>
+                <w:sz w:val="18"/>
+              </w:rPr>
+              <w:t xml:space="preserve"> 원본 가중치에서는 select +1.50%p였지만 FP32로 같은 학습을 해도 +1.48%p라, 이득은 양자화 손실 회복이 아니라 추가 조정 효과였다. 최종 적응 모델에서는 이득이 없었다(−0.00%p).</w:t>
+            </w:r>
+          </w:p>
+          <w:p>
+            <w:pPr>
+              <w:spacing w:line="320" w:lineRule="auto" w:after="40" w:before="80"/>
+              <w:ind w:left="255" w:hanging="198"/>
+              <w:jc w:val="left"/>
+            </w:pPr>
+            <w:r>
+              <w:rPr>
+                <w:sz w:val="18"/>
+              </w:rPr>
+              <w:t xml:space="preserve">• </w:t>
+            </w:r>
+            <w:r>
+              <w:rPr>
+                <w:b/>
+                <w:sz w:val="18"/>
+              </w:rPr>
+              <w:t>이미지·텍스트 α 따로 + 체크포인트 평균:</w:t>
+            </w:r>
+            <w:r>
+              <w:rPr>
+                <w:sz w:val="18"/>
+              </w:rPr>
+              <w:t xml:space="preserve"> 50개 조합 중 최선이 +0.49%p [−0.02, +0.98]로 채택 조건(하한 &gt; 0) 미달. 평균(soup)은 모든 조합에서 이득 없음.</w:t>
+            </w:r>
+          </w:p>
+          <w:p>
+            <w:pPr>
+              <w:spacing w:line="320" w:lineRule="auto" w:after="40" w:before="80"/>
+              <w:ind w:left="255" w:hanging="198"/>
+              <w:jc w:val="left"/>
+            </w:pPr>
+            <w:r>
+              <w:rPr>
+                <w:sz w:val="18"/>
+              </w:rPr>
+              <w:t xml:space="preserve">• </w:t>
+            </w:r>
+            <w:r>
+              <w:rPr>
+                <w:b/>
+                <w:sz w:val="18"/>
+              </w:rPr>
+              <w:t>Hailo 캘리브를 train2017 256장으로:</w:t>
+            </w:r>
+            <w:r>
+              <w:rPr>
+                <w:sz w:val="18"/>
+              </w:rPr>
+              <w:t xml:space="preserve"> 오히려 나빠졌다(−1.86 vs −0.48%p, select).</w:t>
             </w:r>
           </w:p>
         </w:tc>
@@ -7556,7 +7686,20 @@
               <w:rPr>
                 <w:sz w:val="18"/>
               </w:rPr>
-              <w:t>(주) COCO val2017 텍스트→이미지 검색, 자체 분할 / (보조) CIFAR-100 제로샷 분류 / (COCO 밖 확인) Flickr30k 1K test 텍스트→이미지 [10]</w:t>
+              <w:t xml:space="preserve">(주) COCO val2017 텍스트→이미지 검색, 자체 분할 / </w:t>
+            </w:r>
+            <w:r>
+              <w:rPr>
+                <w:b/>
+                <w:sz w:val="18"/>
+              </w:rPr>
+              <w:t>(최종 시험) XM3600 영어 캡션 [12]</w:t>
+            </w:r>
+            <w:r>
+              <w:rPr>
+                <w:sz w:val="18"/>
+              </w:rPr>
+              <w:t xml:space="preserve"> / (COCO 밖 확인) Flickr30k 1K test [10], NoCaps val [11] / (보조) CIFAR-100 제로샷 / (선택용) CC3M val 2,000장 [13]</w:t>
             </w:r>
           </w:p>
         </w:tc>
@@ -7664,7 +7807,7 @@
               <w:rPr>
                 <w:sz w:val="18"/>
               </w:rPr>
-              <w:t>공개. COCO: https://cocodataset.org (평가 val2017, 적응 학습 train2017) / CIFAR-100: https://www.cs.toronto.edu/~kriz/cifar.html / Flickr30k 1K test: CLIP_benchmark 공개 사본 (huggingface.co/datasets/clip-benchmark/wds_flickr30k)</w:t>
+              <w:t>모두 공개. COCO: https://cocodataset.org (평가 val2017, 적응 학습 train2017) / XM3600: https://google.github.io/crossmodal-3600 / Flickr30k 1K: huggingface.co/datasets/clip-benchmark/wds_flickr30k / NoCaps val: huggingface.co/datasets/lmms-lab/NoCaps / CC3M: huggingface.co/datasets/pixparse/cc3m-wds (적응 학습 10만 장 + 선택용 val) / CIFAR-100: https://www.cs.toronto.edu/~kriz/cifar.html</w:t>
             </w:r>
           </w:p>
         </w:tc>
@@ -7774,7 +7917,7 @@
               <w:rPr>
                 <w:sz w:val="18"/>
               </w:rPr>
-              <w:t>COCO val2017 5,000장 = 캘리브 제외 189 / 선택용 select 2,405장(캡션 12,035) / 판정용 confirm 2,406장(캡션 12,033). CIFAR-100: 검증 10,000(train에서 분리) / test 10,000. Flickr30k: 1,000장(캡션 5,000)</w:t>
+              <w:t>COCO val2017 5,000장 = 캘리브 제외 189 / 선택용 select 2,405장(캡션 12,035) / 판정용 confirm 2,406장(캡션 12,033). XM3600: 3,600장(36개 지역×100, 영어 캡션 7,200), NoCaps와 겹치는 43장을 뺀 3,557장이 주 지표. Flickr30k 1,000장(캡션 5,000), NoCaps 4,500장(캡션 45,000), CC3M val 2,000장. CIFAR-100: 검증 10,000 / test 10,000</w:t>
             </w:r>
           </w:p>
         </w:tc>
@@ -7934,7 +8077,7 @@
               <w:rPr>
                 <w:sz w:val="18"/>
               </w:rPr>
-              <w:t>목표 응용(문장으로 사진 찾기)을 그대로 측정한다. 텍스트 인코더를 FP32로 고정해 이미지 인코더 양자화의 영향만 분리한다</w:t>
+              <w:t>목표 응용(문장으로 사진 찾기)을 그대로 측정한다. 텍스트 인코더는 FP32로 두어(양자화하지 않음) 이미지 인코더 양자화의 영향만 분리한다. XM3600은 COCO와 출처·지역이 다른 전 세계 사진이라 COCO 맞춤 효과를 걸러 내는 최종 시험으로 골랐다</w:t>
             </w:r>
           </w:p>
         </w:tc>
@@ -8157,7 +8300,7 @@
               <w:rPr>
                 <w:sz w:val="18"/>
               </w:rPr>
-              <w:t>– 구성은 select로만 골랐다. confirm과 CIFAR test는 구성을 동결(10/17)한 뒤 단 한 번 열었다(</w:t>
+              <w:t xml:space="preserve">– 구성은 선택용 분할(COCO select·CIFAR val, 마지막 단계는 CC3M val 추가)로만 골랐다. 시험셋은 </w:t>
             </w:r>
             <w:r>
               <w:rPr>
@@ -8170,7 +8313,7 @@
               <w:rPr>
                 <w:sz w:val="18"/>
               </w:rPr>
-              <w:t xml:space="preserve"> 없이는 열리지 않게 코드로 잠금).</w:t>
+              <w:t xml:space="preserve"> 없이는 열리지 않게 코드로 잠갔다.</w:t>
             </w:r>
           </w:p>
           <w:p>
@@ -8183,7 +8326,7 @@
               <w:rPr>
                 <w:sz w:val="18"/>
               </w:rPr>
-              <w:t>– 차이는 같은 이미지끼리 짝지은 bootstrap 95% 범위로 보고한다. "FP32와 거의 같다"의 기준(하한 ≥ −2%p)은 갤러리 약 2,400장의 측정 오차(약 ±1.4%p)를 고려해 정했다. select 결과를 본 뒤 정했기 때문에 판정은 confirm 한 번으로만 했다.</w:t>
+              <w:t>– 차이는 같은 이미지끼리 짝지은 bootstrap 95% 범위로 보고한다. "FP32와 거의 같다"의 기준(하한 ≥ −2%p)은 갤러리 약 2,400장의 측정 오차(약 ±1.4%p)를 고려해 정했다.</w:t>
             </w:r>
           </w:p>
           <w:p>
@@ -8216,13 +8359,26 @@
                 <w:b/>
                 <w:sz w:val="18"/>
               </w:rPr>
-              <w:t>분류만으로는 공정하지 않았다:</w:t>
-            </w:r>
-            <w:r>
-              <w:rPr>
-                <w:sz w:val="18"/>
-              </w:rPr>
-              <w:t xml:space="preserve"> 초기에는 CIFAR-100으로 실험했다. 그런데 CIFAR 사진으로 캘리브한 Hailo 모델이 CIFAR 정확도는 오르면서 실제 사진 검색 R@1은 23.7%로 무너졌다(FP 40.9%). 그래서 검색을 주지표로 바꾸고 CIFAR는 보조로 남겼다.</w:t>
+              <w:t>시험셋 사용 이력(전부 공개):</w:t>
+            </w:r>
+            <w:r>
+              <w:rPr>
+                <w:sz w:val="18"/>
+              </w:rPr>
+              <w:t xml:space="preserve"> ① 10/17 양자화 처방 동결 → confirm·CIFAR test 1회. ② 10/20 적응 추가 → 새 구성 판정에 confirm을 한 번 더 사용. ③ 10/21 중간 동결(DA2) → confirm·Flickr30k·NoCaps를 열었다(NoCaps는 팀 확인 전에 열린 운영 실수). ④ 이후 추가 학습은 선택용 분할만으로 고르고, 새 시험셋 XM3600을 데이터만 확인한 채 봉인하며 판정 규칙(원본 대비 하한 ≥ 0이면 제출, &lt; −2이면 이전 구성으로 복귀 등)을 먼저 기록했다. ⑤ 10/25 최종 동결 후 XM3600을 한 번 열었다. </w:t>
+            </w:r>
+            <w:r>
+              <w:rPr>
+                <w:b/>
+                <w:sz w:val="18"/>
+              </w:rPr>
+              <w:t>따라서 최종 구성에 대한 깨끗한 시험은 XM3600뿐이고</w:t>
+            </w:r>
+            <w:r>
+              <w:rPr>
+                <w:sz w:val="18"/>
+              </w:rPr>
+              <w:t>, confirm·Flickr30k·NoCaps의 최종 구성 수치는 이미 열린 셋에 대한 참고값이다.</w:t>
             </w:r>
           </w:p>
           <w:p>
@@ -8242,26 +8398,39 @@
                 <w:b/>
                 <w:sz w:val="18"/>
               </w:rPr>
+              <w:t>분류만으로는 공정하지 않았다:</w:t>
+            </w:r>
+            <w:r>
+              <w:rPr>
+                <w:sz w:val="18"/>
+              </w:rPr>
+              <w:t xml:space="preserve"> 초기에는 CIFAR-100으로 실험했다. 그런데 CIFAR 사진으로 캘리브한 Hailo 모델이 CIFAR 정확도는 오르면서 실제 사진 검색 R@1은 23.7%로 무너졌다(FP 40.9%). 그래서 검색을 주지표로 바꾸고 CIFAR는 보조로 남겼다.</w:t>
+            </w:r>
+          </w:p>
+          <w:p>
+            <w:pPr>
+              <w:spacing w:line="320" w:lineRule="auto" w:after="40"/>
+              <w:ind w:left="255" w:hanging="198"/>
+              <w:jc w:val="left"/>
+            </w:pPr>
+            <w:r>
+              <w:rPr>
+                <w:sz w:val="18"/>
+              </w:rPr>
+              <w:t xml:space="preserve">• </w:t>
+            </w:r>
+            <w:r>
+              <w:rPr>
+                <w:b/>
+                <w:sz w:val="18"/>
+              </w:rPr>
               <w:t>추가 학습이 평가를 오염시키지 않게:</w:t>
             </w:r>
             <w:r>
               <w:rPr>
                 <w:sz w:val="18"/>
               </w:rPr>
-              <w:t xml:space="preserve"> 적응 학습은 COCO train2017만 쓰고, 평가 val2017과 사진이 겹치지 않는다. 다만 같은 데이터셋 계열이라 COCO 상승폭은 과대 추정될 수 있어, </w:t>
-            </w:r>
-            <w:r>
-              <w:rPr>
-                <w:b/>
-                <w:sz w:val="18"/>
-              </w:rPr>
-              <w:t>학습·선택에 전혀 쓰지 않은 Flickr30k 1K test [10]</w:t>
-            </w:r>
-            <w:r>
-              <w:rPr>
-                <w:sz w:val="18"/>
-              </w:rPr>
-              <w:t>로 따로 확인했다(+10.96%p). Flickr30k도 Flickr 일상 사진+크라우드 캡션이라 스타일이 비슷하므로, '일상 사진 검색' 범위의 근거로만 해석한다.</w:t>
+              <w:t xml:space="preserve"> 적응 학습은 COCO train2017·CC3M train만 쓰고 평가 사진과 겹치지 않는다. COCO 계열 상승폭은 과대 추정될 수 있어, 출처가 다른 XM3600(Open Images, 36개 지역)으로 최종 판정했다.</w:t>
             </w:r>
           </w:p>
           <w:p>
@@ -8582,13 +8751,13 @@
                 <w:rFonts w:ascii="Consolas" w:hAnsi="Consolas" w:eastAsia="D2Coding"/>
                 <w:sz w:val="17"/>
               </w:rPr>
-              <w:t>repro/weights/da_tail_chosen.pt</w:t>
-            </w:r>
-            <w:r>
-              <w:rPr>
-                <w:sz w:val="18"/>
-              </w:rPr>
-              <w:t xml:space="preserve">, 115 MB, sha256 기록)를 패키지에 넣었다. 직접 학습해 보려면 </w:t>
+              <w:t>repro/weights/da5_chosen.pt</w:t>
+            </w:r>
+            <w:r>
+              <w:rPr>
+                <w:sz w:val="18"/>
+              </w:rPr>
+              <w:t xml:space="preserve">, 이미지·텍스트 뒤쪽 4블록, 166 MB, sha256 기록)를 GitHub Release로 배포한다. 직접 학습해 보려면 </w:t>
             </w:r>
             <w:r>
               <w:rPr>
@@ -8601,7 +8770,7 @@
               <w:rPr>
                 <w:sz w:val="18"/>
               </w:rPr>
-              <w:t>(약 3시간, train2017 3만 장 다운로드). 학습 코드·설정·로그도 함께 제출한다.</w:t>
+              <w:t>(CPU 약 15시간, COCO train2017·CC3M 다운로드, 디스크 약 90 GB). 학습 코드·설정·로그도 함께 제출한다.</w:t>
             </w:r>
           </w:p>
           <w:p>
@@ -8621,26 +8790,52 @@
                 <w:b/>
                 <w:sz w:val="18"/>
               </w:rPr>
-              <w:t>소규모 서브셋(양식 6.3 요구):</w:t>
-            </w:r>
-            <w:r>
-              <w:rPr>
-                <w:sz w:val="18"/>
-              </w:rPr>
-              <w:t xml:space="preserve"> </w:t>
+              <w:t>시험셋 평가:</w:t>
+            </w:r>
+            <w:r>
+              <w:rPr>
+                <w:sz w:val="18"/>
+              </w:rPr>
+              <w:t xml:space="preserve"> XM3600·NoCaps·Flickr30k는 </w:t>
             </w:r>
             <w:r>
               <w:rPr>
                 <w:rFonts w:ascii="Consolas" w:hAnsi="Consolas" w:eastAsia="D2Coding"/>
                 <w:sz w:val="17"/>
               </w:rPr>
-              <w:t>bash repro_quick.sh</w:t>
-            </w:r>
-            <w:r>
-              <w:rPr>
-                <w:sz w:val="18"/>
-              </w:rPr>
-              <w:t>(약 20~30분, 다운로드 약 0.3 GB) = confirm 앞 500장·CIFAR test 앞 2,000장으로 4구성을 처음부터 다시 만들어 기대값과 비교. 기대값은 전체 실행의 저장 결과에서 같은 부분을 잘라 계산한 값과 소수 넷째 자리까지 같다.</w:t>
+              <w:t>src/xm3600_eval.py</w:t>
+            </w:r>
+            <w:r>
+              <w:rPr>
+                <w:sz w:val="18"/>
+              </w:rPr>
+              <w:t xml:space="preserve">, </w:t>
+            </w:r>
+            <w:r>
+              <w:rPr>
+                <w:rFonts w:ascii="Consolas" w:hAnsi="Consolas" w:eastAsia="D2Coding"/>
+                <w:sz w:val="17"/>
+              </w:rPr>
+              <w:t>src/nocaps_eval.py</w:t>
+            </w:r>
+            <w:r>
+              <w:rPr>
+                <w:sz w:val="18"/>
+              </w:rPr>
+              <w:t xml:space="preserve">, </w:t>
+            </w:r>
+            <w:r>
+              <w:rPr>
+                <w:rFonts w:ascii="Consolas" w:hAnsi="Consolas" w:eastAsia="D2Coding"/>
+                <w:sz w:val="17"/>
+              </w:rPr>
+              <w:t>src/flickr_eval.py</w:t>
+            </w:r>
+            <w:r>
+              <w:rPr>
+                <w:sz w:val="18"/>
+              </w:rPr>
+              <w:t>로 같은 방식으로 다시 잴 수 있다(공식 주소·Hugging Face 공개 사본에서 자동 다운로드).</w:t>
             </w:r>
           </w:p>
           <w:p>
@@ -8660,39 +8855,26 @@
                 <w:b/>
                 <w:sz w:val="18"/>
               </w:rPr>
-              <w:t>검증 결과:</w:t>
-            </w:r>
-            <w:r>
-              <w:rPr>
-                <w:sz w:val="18"/>
-              </w:rPr>
-              <w:t xml:space="preserve"> 양자화 처방은 원 실험 PC 빈 폴더 2회와 </w:t>
-            </w:r>
-            <w:r>
-              <w:rPr>
-                <w:b/>
-                <w:sz w:val="18"/>
-              </w:rPr>
-              <w:t>다른 PC(i9-12900, 새 WSL·새 파이썬 환경)</w:t>
-            </w:r>
-            <w:r>
-              <w:rPr>
-                <w:sz w:val="18"/>
-              </w:rPr>
-              <w:t xml:space="preserve"> 1회에서 정확도 8개 값이 모두 같았다(속도 배율 2.28/2.37배). 최종 구성 반영 후 원 실험 PC의 </w:t>
-            </w:r>
-            <w:r>
-              <w:rPr>
-                <w:b/>
-                <w:sz w:val="18"/>
-              </w:rPr>
-              <w:t>빈 저장 폴더에서 5구성 20개 값이 모두 일치</w:t>
-            </w:r>
-            <w:r>
-              <w:rPr>
-                <w:sz w:val="18"/>
-              </w:rPr>
-              <w:t>, 빠른 재현 16개 값도 일치했다.</w:t>
+              <w:t>소규모 서브셋(양식 6.3 요구):</w:t>
+            </w:r>
+            <w:r>
+              <w:rPr>
+                <w:sz w:val="18"/>
+              </w:rPr>
+              <w:t xml:space="preserve"> </w:t>
+            </w:r>
+            <w:r>
+              <w:rPr>
+                <w:rFonts w:ascii="Consolas" w:hAnsi="Consolas" w:eastAsia="D2Coding"/>
+                <w:sz w:val="17"/>
+              </w:rPr>
+              <w:t>bash repro_quick.sh</w:t>
+            </w:r>
+            <w:r>
+              <w:rPr>
+                <w:sz w:val="18"/>
+              </w:rPr>
+              <w:t>(약 20~30분, 다운로드 약 0.3 GB) = confirm 앞 500장·CIFAR test 앞 2,000장으로 4구성을 처음부터 다시 만들어 기대값과 비교. 기대값은 전체 실행의 저장 결과에서 같은 부분을 잘라 계산한 값과 소수 넷째 자리까지 같다.</w:t>
             </w:r>
           </w:p>
           <w:p>
@@ -8712,13 +8894,65 @@
                 <w:b/>
                 <w:sz w:val="18"/>
               </w:rPr>
+              <w:t>검증 결과:</w:t>
+            </w:r>
+            <w:r>
+              <w:rPr>
+                <w:sz w:val="18"/>
+              </w:rPr>
+              <w:t xml:space="preserve"> 양자화 처방은 원 실험 PC 빈 폴더 2회와 </w:t>
+            </w:r>
+            <w:r>
+              <w:rPr>
+                <w:b/>
+                <w:sz w:val="18"/>
+              </w:rPr>
+              <w:t>다른 PC(i9-12900, 새 WSL·새 파이썬 환경)</w:t>
+            </w:r>
+            <w:r>
+              <w:rPr>
+                <w:sz w:val="18"/>
+              </w:rPr>
+              <w:t xml:space="preserve"> 1회에서 정확도 8개 값이 모두 같았다(속도 배율 2.28/2.37배). 최종 구성(DA5-SPL) 반영 후(10/25) 원 실험 PC의 </w:t>
+            </w:r>
+            <w:r>
+              <w:rPr>
+                <w:b/>
+                <w:sz w:val="18"/>
+              </w:rPr>
+              <w:t>빈 저장 폴더에서 데이터 다운로드부터 다시 실행해 4구성 16개 값이 모두 일치</w:t>
+            </w:r>
+            <w:r>
+              <w:rPr>
+                <w:sz w:val="18"/>
+              </w:rPr>
+              <w:t>했고, 빠른 재현 16개 값도 일치했다(전체 실행 임베딩의 앞 500장으로 계산한 값과도 소수 넷째 자리까지 같음).</w:t>
+            </w:r>
+          </w:p>
+          <w:p>
+            <w:pPr>
+              <w:spacing w:line="320" w:lineRule="auto" w:after="40"/>
+              <w:ind w:left="255" w:hanging="198"/>
+              <w:jc w:val="left"/>
+            </w:pPr>
+            <w:r>
+              <w:rPr>
+                <w:sz w:val="18"/>
+              </w:rPr>
+              <w:t xml:space="preserve">• </w:t>
+            </w:r>
+            <w:r>
+              <w:rPr>
+                <w:b/>
+                <w:sz w:val="18"/>
+              </w:rPr>
               <w:t>제출물:</w:t>
             </w:r>
             <w:r>
               <w:rPr>
                 <w:sz w:val="18"/>
               </w:rPr>
-              <w:t xml:space="preserve"> 코드·가중치 zip(약 110 MB)과 재현 가이드(</w:t>
+              <w:t xml:space="preserve"> 코드는 GitHub 저장소, 적응 가중치·모델 파일(ONNX·HEF)은 Release·공유 링크(8장), 재현 가이드(</w:t>
             </w:r>
             <w:r>
               <w:rPr>
@@ -8731,7 +8965,7 @@
               <w:rPr>
                 <w:sz w:val="18"/>
               </w:rPr>
-              <w:t>), 모델 파일(ONNX·HEF)은 공유 링크(8장). GPU 불필요, 전체 2~4시간.</w:t>
+              <w:t>). GPU 불필요, 전체 2~4시간.</w:t>
             </w:r>
           </w:p>
         </w:tc>
@@ -9720,7 +9954,7 @@
               <w:rPr>
                 <w:sz w:val="18"/>
               </w:rPr>
-              <w:t>53.50%</w:t>
+              <w:t>56.97%</w:t>
             </w:r>
           </w:p>
         </w:tc>
@@ -9744,7 +9978,7 @@
               <w:rPr>
                 <w:sz w:val="18"/>
               </w:rPr>
-              <w:t>+11.70%p [+10.67, +12.76]</w:t>
+              <w:t>+15.17%p [+14.04, +16.32]</w:t>
             </w:r>
           </w:p>
         </w:tc>
@@ -9828,7 +10062,7 @@
               <w:rPr>
                 <w:sz w:val="18"/>
               </w:rPr>
-              <w:t>67.70%</w:t>
+              <w:t>68.16%</w:t>
             </w:r>
           </w:p>
         </w:tc>
@@ -9852,7 +10086,7 @@
               <w:rPr>
                 <w:sz w:val="18"/>
               </w:rPr>
-              <w:t>−0.31%p</w:t>
+              <w:t>+0.15%p</w:t>
             </w:r>
           </w:p>
         </w:tc>
@@ -10310,9 +10544,10 @@
             </w:pPr>
             <w:r>
               <w:rPr>
-                <w:sz w:val="18"/>
-              </w:rPr>
-              <w:t>정확도 지표 3 (COCO-confirm R@5 / R@10)</w:t>
+                <w:b/>
+                <w:sz w:val="18"/>
+              </w:rPr>
+              <w:t>정확도 지표 3 (최종 시험 XM3600 R@1, 3,557장)</w:t>
             </w:r>
           </w:p>
         </w:tc>
@@ -10336,7 +10571,7 @@
               <w:rPr>
                 <w:sz w:val="18"/>
               </w:rPr>
-              <w:t>68.10% / 78.54%</w:t>
+              <w:t>41.66%</w:t>
             </w:r>
           </w:p>
         </w:tc>
@@ -10360,7 +10595,7 @@
               <w:rPr>
                 <w:sz w:val="18"/>
               </w:rPr>
-              <w:t>79.45% / 87.73%</w:t>
+              <w:t>51.71%</w:t>
             </w:r>
           </w:p>
         </w:tc>
@@ -10382,9 +10617,10 @@
             </w:pPr>
             <w:r>
               <w:rPr>
-                <w:sz w:val="18"/>
-              </w:rPr>
-              <w:t>+11.35 / +9.18%p</w:t>
+                <w:b/>
+                <w:sz w:val="18"/>
+              </w:rPr>
+              <w:t>+10.05%p [+9.02, +11.13]</w:t>
             </w:r>
           </w:p>
         </w:tc>
@@ -10418,7 +10654,7 @@
               <w:rPr>
                 <w:sz w:val="18"/>
               </w:rPr>
-              <w:t>정확도 지표 4 (Flickr30k 1K R@1, COCO 밖)</w:t>
+              <w:t>정확도 지표 4 (COCO-confirm R@5 / R@10)</w:t>
             </w:r>
           </w:p>
         </w:tc>
@@ -10442,7 +10678,7 @@
               <w:rPr>
                 <w:sz w:val="18"/>
               </w:rPr>
-              <w:t>61.52%</w:t>
+              <w:t>68.10% / 78.54%</w:t>
             </w:r>
           </w:p>
         </w:tc>
@@ -10466,7 +10702,7 @@
               <w:rPr>
                 <w:sz w:val="18"/>
               </w:rPr>
-              <w:t>72.48%</w:t>
+              <w:t>82.48% / 90.00%</w:t>
             </w:r>
           </w:p>
         </w:tc>
@@ -10490,7 +10726,113 @@
               <w:rPr>
                 <w:sz w:val="18"/>
               </w:rPr>
-              <w:t>+10.96%p [+9.40, +12.64]</w:t>
+              <w:t>+14.39 / +11.46%p</w:t>
+            </w:r>
+          </w:p>
+        </w:tc>
+      </w:tr>
+      <w:tr>
+        <w:tblPrEx>
+          <w:tblCellMar>
+            <w:top w:w="0" w:type="dxa"/>
+            <w:bottom w:w="0" w:type="dxa"/>
+          </w:tblCellMar>
+        </w:tblPrEx>
+        <w:trPr>
+          <w:cantSplit/>
+        </w:trPr>
+        <w:tc>
+          <w:tcPr>
+            <w:tcW w:w="2520" w:type="dxa"/>
+            <w:tcMar>
+              <w:top w:w="70" w:type="dxa"/>
+              <w:left w:w="110" w:type="dxa"/>
+              <w:bottom w:w="70" w:type="dxa"/>
+              <w:right w:w="110" w:type="dxa"/>
+            </w:tcMar>
+            <w:vAlign w:val="center"/>
+          </w:tcPr>
+          <w:p>
+            <w:pPr>
+              <w:spacing w:line="264" w:lineRule="auto"/>
+            </w:pPr>
+            <w:r>
+              <w:rPr>
+                <w:sz w:val="18"/>
+              </w:rPr>
+              <w:t>정확도 지표 5 (Flickr30k 1K / NoCaps val R@1)</w:t>
+            </w:r>
+          </w:p>
+        </w:tc>
+        <w:tc>
+          <w:tcPr>
+            <w:tcW w:w="1980" w:type="dxa"/>
+            <w:tcMar>
+              <w:top w:w="70" w:type="dxa"/>
+              <w:left w:w="110" w:type="dxa"/>
+              <w:bottom w:w="70" w:type="dxa"/>
+              <w:right w:w="110" w:type="dxa"/>
+            </w:tcMar>
+            <w:vAlign w:val="center"/>
+          </w:tcPr>
+          <w:p>
+            <w:pPr>
+              <w:spacing w:line="264" w:lineRule="auto"/>
+              <w:jc w:val="center"/>
+            </w:pPr>
+            <w:r>
+              <w:rPr>
+                <w:sz w:val="18"/>
+              </w:rPr>
+              <w:t>61.52% / 46.87%</w:t>
+            </w:r>
+          </w:p>
+        </w:tc>
+        <w:tc>
+          <w:tcPr>
+            <w:tcW w:w="1980" w:type="dxa"/>
+            <w:tcMar>
+              <w:top w:w="70" w:type="dxa"/>
+              <w:left w:w="110" w:type="dxa"/>
+              <w:bottom w:w="70" w:type="dxa"/>
+              <w:right w:w="110" w:type="dxa"/>
+            </w:tcMar>
+            <w:vAlign w:val="center"/>
+          </w:tcPr>
+          <w:p>
+            <w:pPr>
+              <w:spacing w:line="264" w:lineRule="auto"/>
+              <w:jc w:val="center"/>
+            </w:pPr>
+            <w:r>
+              <w:rPr>
+                <w:sz w:val="18"/>
+              </w:rPr>
+              <w:t>74.38% / 60.95%</w:t>
+            </w:r>
+          </w:p>
+        </w:tc>
+        <w:tc>
+          <w:tcPr>
+            <w:tcW w:w="2520" w:type="dxa"/>
+            <w:tcMar>
+              <w:top w:w="70" w:type="dxa"/>
+              <w:left w:w="110" w:type="dxa"/>
+              <w:bottom w:w="70" w:type="dxa"/>
+              <w:right w:w="110" w:type="dxa"/>
+            </w:tcMar>
+            <w:vAlign w:val="center"/>
+          </w:tcPr>
+          <w:p>
+            <w:pPr>
+              <w:spacing w:line="264" w:lineRule="auto"/>
+              <w:jc w:val="center"/>
+            </w:pPr>
+            <w:r>
+              <w:rPr>
+                <w:sz w:val="18"/>
+              </w:rPr>
+              <w:t>+12.86 / +14.08%p</w:t>
             </w:r>
           </w:p>
         </w:tc>
@@ -10657,7 +10999,7 @@
           <w:color w:val="555555"/>
           <w:sz w:val="17"/>
         </w:rPr>
-        <w:t>* 최종 구성(DA-SPL)은 SPL과 연산 그래프·크기가 같아(489노드, INT8 MatMul 49개, 89.8 MB) 속도·메모리는 SPL 실측값. 그림 1은 양자화 처방 비교(원본 가중치, 같은 세션 측정, 95% 범위). 빈 원은 NPU 이식 전제에 맞지 않는 동적 INT8(비교 기준).</w:t>
+        <w:t>* 최종 구성(DA5-SPL)은 SPL과 연산 그래프·크기가 같아(489노드, INT8 MatMul 49개, 89.8 MB) 속도·메모리는 SPL 실측값(적응 모델 직접 측정 2.30배). XM3600 외 시험셋은 최종 구성 이전에 열린 적이 있다(6.2). 그림 1은 양자화 처방 비교(원본 가중치, 같은 세션 측정, 95% 범위). 빈 원은 NPU 이식 전제에 맞지 않는 동적 INT8(비교 기준).</w:t>
       </w:r>
     </w:p>
     <w:p>
@@ -11563,7 +11905,7 @@
                 <w:b/>
                 <w:sz w:val="19"/>
               </w:rPr>
-              <w:t>정확도 변화의 분해: 적응 +12.55, 양자화 −0.86</w:t>
+              <w:t>정확도 변화의 분해: 적응 +15.55, 양자화 −0.38 (COCO-confirm)</w:t>
             </w:r>
           </w:p>
           <w:p>
@@ -11574,7 +11916,7 @@
             <w:r>
               <w:drawing>
                 <wp:inline xmlns:a="http://schemas.openxmlformats.org/drawingml/2006/main" xmlns:pic="http://schemas.openxmlformats.org/drawingml/2006/picture">
-                  <wp:extent cx="4680000" cy="2056364"/>
+                  <wp:extent cx="5040000" cy="2223529"/>
                   <wp:docPr id="2" name="Picture 2"/>
                   <wp:cNvGraphicFramePr>
                     <a:graphicFrameLocks noChangeAspect="1"/>
@@ -11595,7 +11937,7 @@
                         <pic:spPr>
                           <a:xfrm>
                             <a:off x="0" y="0"/>
-                            <a:ext cx="4680000" cy="2056364"/>
+                            <a:ext cx="5040000" cy="2223529"/>
                           </a:xfrm>
                           <a:prstGeom prst="rect"/>
                         </pic:spPr>
@@ -11623,13 +11965,26 @@
                 <w:b/>
                 <w:sz w:val="18"/>
               </w:rPr>
-              <w:t>적응 효과는 지표 전반에서 일관된다:</w:t>
-            </w:r>
-            <w:r>
-              <w:rPr>
-                <w:sz w:val="18"/>
-              </w:rPr>
-              <w:t xml:space="preserve"> COCO R@1 +12.55·R@5 +11.94·R@10 +9.82%p(적응 FP32). 학습에 쓰지 않은 Flickr30k에서도 +12.08%p라, COCO 사진만 외운 효과가 아니다. CIFAR(32×32 저해상도 분류)는 −0.42%p로 거의 그대로여서 범용성도 크게 잃지 않았다.</w:t>
+              <w:t>적응 효과는 평가셋 전반에서 일관된다(적응 FP32, 원본 대비):</w:t>
+            </w:r>
+            <w:r>
+              <w:rPr>
+                <w:sz w:val="18"/>
+              </w:rPr>
+              <w:t xml:space="preserve"> COCO +15.55, Flickr30k +13.84, NoCaps +14.88, </w:t>
+            </w:r>
+            <w:r>
+              <w:rPr>
+                <w:b/>
+                <w:sz w:val="18"/>
+              </w:rPr>
+              <w:t>최종 시험 XM3600 +10.78%p</w:t>
+            </w:r>
+            <w:r>
+              <w:rPr>
+                <w:sz w:val="18"/>
+              </w:rPr>
+              <w:t>. CIFAR(32×32 저해상도 분류)는 67.69%(−0.32%p)로 범용성도 크게 잃지 않았다.</w:t>
             </w:r>
           </w:p>
           <w:p>
@@ -11655,7 +12010,7 @@
               <w:rPr>
                 <w:sz w:val="18"/>
               </w:rPr>
-              <w:t xml:space="preserve"> −0.86%p [−1.37, −0.33](적응 전 −0.96). 블록 0~7을 얼려 이상치 위치가 그대로이고(보호 노드 동일), 학습한 블록 8~11에도 새 이상치가 생기지 않았기 때문이다. 즉 원인 분석으로 만든 처방이 적응 후에도 그대로 통한다.</w:t>
+              <w:t xml:space="preserve"> COCO −0.38 [−0.86, +0.11], Flickr −0.98, NoCaps −0.79, XM3600 −0.74%p(적응 전 SPL은 −0.96~−1.58). 블록 0~7을 얼려 이상치 위치가 그대로이고(보호 노드 동일), 학습한 블록 8~11에도 새 이상치가 생기지 않았다. 원인 분석으로 만든 처방이 적응 후에도 그대로 통한다.</w:t>
             </w:r>
           </w:p>
           <w:p>
@@ -11681,7 +12036,7 @@
               <w:rPr>
                 <w:sz w:val="18"/>
               </w:rPr>
-              <w:t xml:space="preserve"> +11.70%p는 질의 100개 중 약 12개가 더 1등으로 찾힌다는 뜻이다. CIFAR test −0.31%p(적응 전 SPL은 +0.65)는 표준오차(±0.47%p) 수준이다.</w:t>
+              <w:t xml:space="preserve"> XM3600 +10.05%p는 전 세계 사진 검색에서 질의 100개 중 약 10개가 더 1등으로 찾힌다는 뜻이다. R@10은 76.69→85.34%로, 열 장 안에 정답이 없던 질의의 약 37%가 해결됐다.</w:t>
             </w:r>
           </w:p>
           <w:p>
@@ -11701,13 +12056,53 @@
                 <w:b/>
                 <w:sz w:val="18"/>
               </w:rPr>
-              <w:t>해석의 한계:</w:t>
-            </w:r>
-            <w:r>
-              <w:rPr>
-                <w:sz w:val="18"/>
-              </w:rPr>
-              <w:t xml:space="preserve"> COCO 상승폭에는 'COCO식 캡션'에 맞춰진 몫이 섞여 있을 수 있다. Flickr30k도 스타일이 비슷한 계열이라 실제 스마트폰 갤러리(셀카·스크린샷 등)에서의 상승폭은 확인하지 못했다.</w:t>
+              <w:t>COCO 맞춤 몫:</w:t>
+            </w:r>
+            <w:r>
+              <w:rPr>
+                <w:sz w:val="18"/>
+              </w:rPr>
+              <w:t xml:space="preserve"> 같은 최종 모델이 COCO에서 +15.2, XM3600에서 +10.1%p다. 차이(약 5%p)는 COCO식 사진·캡션에 맞춰진 몫으로 본다.</w:t>
+            </w:r>
+          </w:p>
+          <w:p>
+            <w:pPr>
+              <w:spacing w:line="320" w:lineRule="auto" w:before="80" w:after="40"/>
+              <w:ind w:left="255" w:hanging="198"/>
+              <w:jc w:val="left"/>
+            </w:pPr>
+            <w:r>
+              <w:rPr>
+                <w:b/>
+                <w:sz w:val="19"/>
+              </w:rPr>
+              <w:t>추가 개선 라운드는 최종 시험에서 구분되지 않았다 (정직한 결과)</w:t>
+            </w:r>
+          </w:p>
+          <w:p>
+            <w:pPr>
+              <w:spacing w:line="320" w:lineRule="auto" w:before="80" w:after="40"/>
+              <w:ind w:left="255" w:hanging="198"/>
+              <w:jc w:val="left"/>
+            </w:pPr>
+            <w:r>
+              <w:rPr>
+                <w:sz w:val="18"/>
+              </w:rPr>
+              <w:t>• 중간 동결(DA2, COCO 3만 장) 이후 데이터 확대(DA3)와 CC3M 추가(DA5)는 선택용 분할에서 각각 select +2.32, CC3M val +4.30%p로 조건을 통과했다. 그러나 XM3600에서는 DA2-SPL 51.43 / DA3-SPL 52.14 / DA5-SPL 51.71%로 차이가 오차 범위 안이다(DA5 vs DA2 +0.28 [−0.58, +1.14]).</w:t>
+            </w:r>
+          </w:p>
+          <w:p>
+            <w:pPr>
+              <w:spacing w:line="320" w:lineRule="auto" w:before="80" w:after="40"/>
+              <w:ind w:left="255" w:hanging="198"/>
+              <w:jc w:val="left"/>
+            </w:pPr>
+            <w:r>
+              <w:rPr>
+                <w:sz w:val="18"/>
+              </w:rPr>
+              <w:t>• 즉 추가 이득은 선택용 검증셋과 분포가 가까운 쪽(COCO, 웹 사진)에서만 나타났다. 원본 대비 +10%p라는 큰 효과는 확실하지만, 그 위의 미세 개선은 검증셋 분포에 맞춘 부분이 있다. 미리 봉인한 시험셋이 있었기에 이를 구분할 수 있었다.</w:t>
             </w:r>
           </w:p>
           <w:p>
@@ -12365,7 +12760,7 @@
               <w:rPr>
                 <w:sz w:val="18"/>
               </w:rPr>
-              <w:t xml:space="preserve"> 자체 분할이라 공개 수치와 직접 비교할 수 없다. 마진은 select를 본 뒤 정했다(판정을 confirm 한 번으로 보완).</w:t>
+              <w:t xml:space="preserve"> 자체 분할이라 공개 수치와 직접 비교할 수 없다. 마진은 select를 본 뒤 정했다. confirm은 두 번 쓰였고 NoCaps는 팀 확인 전에 열렸다(6.2). 그래서 최종 구성의 판정은 마지막에 한 번 연 XM3600에 둔다.</w:t>
             </w:r>
           </w:p>
           <w:p>
@@ -12417,7 +12812,33 @@
               <w:rPr>
                 <w:sz w:val="18"/>
               </w:rPr>
-              <w:t xml:space="preserve"> 학습 시드 1개, 데이터는 COCO 한 계열(상승폭 과대 추정 가능, 6.6). Hailo에는 아직 원본 가중치만 이식했다. 최종 구성의 속도는 같은 그래프의 SPL 측정값으로 갈음했다.</w:t>
+              <w:t xml:space="preserve"> 학습 시드 1개. 중간 동결 이후의 추가 개선(+2.3·+4.3%p, 선택용)은 최종 시험에서 구분되지 않았다(6.6). 텍스트 인코더도 바뀌어 기존 CLIP 색인과 섞어 쓸 수 없다(색인 재생성 필요). 실제 스마트폰 갤러리(셀카·스크린샷 등)에서의 효과는 확인하지 못했다.</w:t>
+            </w:r>
+          </w:p>
+          <w:p>
+            <w:pPr>
+              <w:spacing w:line="320" w:lineRule="auto" w:after="40"/>
+              <w:ind w:left="283" w:hanging="255"/>
+              <w:jc w:val="left"/>
+            </w:pPr>
+            <w:r>
+              <w:rPr>
+                <w:sz w:val="18"/>
+              </w:rPr>
+              <w:t xml:space="preserve">8. </w:t>
+            </w:r>
+            <w:r>
+              <w:rPr>
+                <w:b/>
+                <w:sz w:val="18"/>
+              </w:rPr>
+              <w:t>Hailo:</w:t>
+            </w:r>
+            <w:r>
+              <w:rPr>
+                <w:sz w:val="18"/>
+              </w:rPr>
+              <w:t xml:space="preserve"> 아직 원본 가중치만 이식했다. 최종 구성의 CPU 속도는 같은 그래프의 SPL 측정값으로 갈음했다(적응 모델 직접 측정도 2.30배).</w:t>
             </w:r>
           </w:p>
         </w:tc>
@@ -12700,7 +13121,7 @@
               <w:rPr>
                 <w:sz w:val="18"/>
               </w:rPr>
-              <w:t>보드·HailoRT 설치, 공식 HEF와 우리 HEF 구동, 에뮬레이터 임베딩과 일치 확인. 적응 가중치(블록 8~11)를 공식 ONNX에 덮어써 같은 처방으로 재컴파일(예선 기간에 PC에서 미리 시작)</w:t>
+              <w:t>보드·HailoRT 설치, 공식 HEF와 우리 HEF 구동, 에뮬레이터 임베딩과 일치 확인. 최종 적응 가중치(DA5, 이미지 블록 8~11)를 공식 ONNX에 덮어써 같은 처방으로 재컴파일(예선 기간에 PC에서 미리 시작)</w:t>
             </w:r>
           </w:p>
         </w:tc>
@@ -12723,7 +13144,7 @@
               <w:rPr>
                 <w:sz w:val="18"/>
               </w:rPr>
-              <w:t>런타임 버전 불일치 → DFC 5.4.0과 맞는 버전 확인 / 적응 후 Hailo 양자화 손실 재확인</w:t>
+              <w:t>런타임 버전 불일치 → DFC 5.4.0과 맞는 버전 확인 / 적응 후 Hailo 양자화 손실 재확인(XM3600 포함)</w:t>
             </w:r>
           </w:p>
         </w:tc>
@@ -13697,7 +14118,7 @@
                 <w:rFonts w:ascii="Consolas" w:hAnsi="Consolas" w:eastAsia="D2Coding"/>
                 <w:sz w:val="17"/>
               </w:rPr>
-              <w:t>DA-SPL-b567-k32.onnx</w:t>
+              <w:t>DA5-SPL-b567-k32.onnx</w:t>
             </w:r>
             <w:r>
               <w:rPr>
@@ -13710,13 +14131,13 @@
                 <w:rFonts w:ascii="Consolas" w:hAnsi="Consolas" w:eastAsia="D2Coding"/>
                 <w:sz w:val="17"/>
               </w:rPr>
-              <w:t>da_tail_chosen.pt</w:t>
-            </w:r>
-            <w:r>
-              <w:rPr>
-                <w:sz w:val="18"/>
-              </w:rPr>
-              <w:t xml:space="preserve"> (115 MB, zip 포함) / 참고: 원본 가중치 SPL ONNX, HEF </w:t>
+              <w:t>da5_chosen.pt</w:t>
+            </w:r>
+            <w:r>
+              <w:rPr>
+                <w:sz w:val="18"/>
+              </w:rPr>
+              <w:t xml:space="preserve"> (166 MB, 이미지·텍스트 뒤쪽 4블록) / 참고: 원본 가중치 SPL ONNX, HEF </w:t>
             </w:r>
             <w:r>
               <w:rPr>
@@ -14142,7 +14563,46 @@
                 <w:rFonts w:ascii="Consolas" w:hAnsi="Consolas" w:eastAsia="D2Coding"/>
                 <w:sz w:val="17"/>
               </w:rPr>
+              <w:t>src/xm3600_eval.py</w:t>
+            </w:r>
+            <w:r>
+              <w:rPr>
+                <w:sz w:val="18"/>
+              </w:rPr>
+              <w:t xml:space="preserve">, </w:t>
+            </w:r>
+            <w:r>
+              <w:rPr>
+                <w:rFonts w:ascii="Consolas" w:hAnsi="Consolas" w:eastAsia="D2Coding"/>
+                <w:sz w:val="17"/>
+              </w:rPr>
+              <w:t>src/nocaps_eval.py</w:t>
+            </w:r>
+            <w:r>
+              <w:rPr>
+                <w:sz w:val="18"/>
+              </w:rPr>
+              <w:t xml:space="preserve">, </w:t>
+            </w:r>
+            <w:r>
+              <w:rPr>
+                <w:rFonts w:ascii="Consolas" w:hAnsi="Consolas" w:eastAsia="D2Coding"/>
+                <w:sz w:val="17"/>
+              </w:rPr>
               <w:t>src/flickr_eval.py</w:t>
+            </w:r>
+            <w:r>
+              <w:rPr>
+                <w:sz w:val="18"/>
+              </w:rPr>
+              <w:t xml:space="preserve">, </w:t>
+            </w:r>
+            <w:r>
+              <w:rPr>
+                <w:rFonts w:ascii="Consolas" w:hAnsi="Consolas" w:eastAsia="D2Coding"/>
+                <w:sz w:val="17"/>
+              </w:rPr>
+              <w:t>src/cc3m_eval.py</w:t>
             </w:r>
             <w:r>
               <w:rPr>
@@ -14645,20 +15105,53 @@
               <w:rPr>
                 <w:sz w:val="18"/>
               </w:rPr>
-              <w:t xml:space="preserve">(학습 재현 시 train2017 3만 장), </w:t>
+              <w:t>·</w:t>
             </w:r>
             <w:r>
               <w:rPr>
                 <w:rFonts w:ascii="Consolas" w:hAnsi="Consolas" w:eastAsia="D2Coding"/>
                 <w:sz w:val="17"/>
               </w:rPr>
+              <w:t>src/cc3m_eval.py</w:t>
+            </w:r>
+            <w:r>
+              <w:rPr>
+                <w:sz w:val="18"/>
+              </w:rPr>
+              <w:t xml:space="preserve">(학습 재현 시 train2017 11.8만·CC3M 10만 장), </w:t>
+            </w:r>
+            <w:r>
+              <w:rPr>
+                <w:rFonts w:ascii="Consolas" w:hAnsi="Consolas" w:eastAsia="D2Coding"/>
+                <w:sz w:val="17"/>
+              </w:rPr>
+              <w:t>src/xm3600_prep.py</w:t>
+            </w:r>
+            <w:r>
+              <w:rPr>
+                <w:sz w:val="18"/>
+              </w:rPr>
+              <w:t xml:space="preserve">(XM3600), </w:t>
+            </w:r>
+            <w:r>
+              <w:rPr>
+                <w:rFonts w:ascii="Consolas" w:hAnsi="Consolas" w:eastAsia="D2Coding"/>
+                <w:sz w:val="17"/>
+              </w:rPr>
+              <w:t>src/nocaps_prep.py</w:t>
+            </w:r>
+            <w:r>
+              <w:rPr>
+                <w:sz w:val="18"/>
+              </w:rPr>
+              <w:t xml:space="preserve">, </w:t>
+            </w:r>
+            <w:r>
+              <w:rPr>
+                <w:rFonts w:ascii="Consolas" w:hAnsi="Consolas" w:eastAsia="D2Coding"/>
+                <w:sz w:val="17"/>
+              </w:rPr>
               <w:t>src/flickr_eval.py</w:t>
-            </w:r>
-            <w:r>
-              <w:rPr>
-                <w:sz w:val="18"/>
-              </w:rPr>
-              <w:t>(Flickr30k 1K)</w:t>
             </w:r>
           </w:p>
         </w:tc>
@@ -15208,7 +15701,7 @@
                 <w:rFonts w:ascii="Consolas" w:hAnsi="Consolas" w:eastAsia="D2Coding"/>
                 <w:sz w:val="16"/>
               </w:rPr>
-              <w:t># 최적화 모델 (최종 DA-SPL): 적응 가중치 → FP32 ONNX → SPL 처방</w:t>
+              <w:t># 최적화 모델 (최종 DA5-SPL): 적응 가중치 → FP32 ONNX + 적응 텍스트 임베딩 → SPL 처방</w:t>
             </w:r>
           </w:p>
           <w:p>
@@ -15221,7 +15714,7 @@
                 <w:rFonts w:ascii="Consolas" w:hAnsi="Consolas" w:eastAsia="D2Coding"/>
                 <w:sz w:val="16"/>
               </w:rPr>
-              <w:t>bash repro/da_build.sh; D=$(python -m src.common store-dir)/models_da</w:t>
+              <w:t>bash repro/da_build.sh; D=$(python -m src.common store-dir)/models_da5</w:t>
             </w:r>
           </w:p>
           <w:p>
@@ -15234,7 +15727,7 @@
                 <w:rFonts w:ascii="Consolas" w:hAnsi="Consolas" w:eastAsia="D2Coding"/>
                 <w:sz w:val="16"/>
               </w:rPr>
-              <w:t>HALIO_MODELS_SUBDIR=models_da python -m src.coco_retrieval eval --model $D/imp/SPL-b567-k32.onnx --code RP-DA-SPL --split confirm --i-know-final</w:t>
+              <w:t>HALIO_MODELS_SUBDIR=models_da5 python -m src.coco_retrieval eval --model $D/imp/SPL-b567-k32.onnx --code RP-DA5-SPL --split confirm --i-know-final</w:t>
             </w:r>
           </w:p>
           <w:p>
@@ -15247,7 +15740,7 @@
                 <w:rFonts w:ascii="Consolas" w:hAnsi="Consolas" w:eastAsia="D2Coding"/>
                 <w:sz w:val="16"/>
               </w:rPr>
-              <w:t>HALIO_MODELS_SUBDIR=models_da python -m src.evaluate --model $D/imp/SPL-b567-k32.onnx --code RP-DA-SPL --quant-mode static --eval-set test --i-know-final --threads 4</w:t>
+              <w:t>HALIO_MODELS_SUBDIR=models_da5 python -m src.evaluate --model $D/imp/SPL-b567-k32.onnx --code RP-DA5-SPL --quant-mode static --eval-set test --i-know-final --threads 4</w:t>
             </w:r>
           </w:p>
           <w:p>
@@ -15260,7 +15753,7 @@
                 <w:rFonts w:ascii="Consolas" w:hAnsi="Consolas" w:eastAsia="D2Coding"/>
                 <w:sz w:val="16"/>
               </w:rPr>
-              <w:t># 속도·메모리, 색인 실측</w:t>
+              <w:t># 최종 시험 XM3600 (다운로드 약 0.9 GB)</w:t>
             </w:r>
           </w:p>
           <w:p>
@@ -15273,7 +15766,46 @@
                 <w:rFonts w:ascii="Consolas" w:hAnsi="Consolas" w:eastAsia="D2Coding"/>
                 <w:sz w:val="16"/>
               </w:rPr>
-              <w:t>python -m src.benchmark --threads 4 --out-csv results/latency_repro.csv --models RP-A0=$M/clip_vitb16_image_fp32.onnx RP-DA-SPL=$D/imp/SPL-b567-k32.onnx</w:t>
+              <w:t>python -m src.xm3600_prep download &amp;&amp; python -m src.xm3600_eval text --tag da5 --text-model $D/text_state.pt</w:t>
+            </w:r>
+          </w:p>
+          <w:p>
+            <w:pPr>
+              <w:spacing w:line="320" w:lineRule="auto" w:after="0" w:before="0"/>
+              <w:ind w:left="113"/>
+            </w:pPr>
+            <w:r>
+              <w:rPr>
+                <w:rFonts w:ascii="Consolas" w:hAnsi="Consolas" w:eastAsia="D2Coding"/>
+                <w:sz w:val="16"/>
+              </w:rPr>
+              <w:t>python -m src.xm3600_eval eval --i-know-final RP-DA5-SPL=$D/imp/SPL-b567-k32.onnx:da5</w:t>
+            </w:r>
+          </w:p>
+          <w:p>
+            <w:pPr>
+              <w:spacing w:line="320" w:lineRule="auto" w:after="0" w:before="0"/>
+              <w:ind w:left="113"/>
+            </w:pPr>
+            <w:r>
+              <w:rPr>
+                <w:rFonts w:ascii="Consolas" w:hAnsi="Consolas" w:eastAsia="D2Coding"/>
+                <w:sz w:val="16"/>
+              </w:rPr>
+              <w:t># 속도·메모리, 색인 실측</w:t>
+            </w:r>
+          </w:p>
+          <w:p>
+            <w:pPr>
+              <w:spacing w:line="320" w:lineRule="auto" w:after="0" w:before="0"/>
+              <w:ind w:left="113"/>
+            </w:pPr>
+            <w:r>
+              <w:rPr>
+                <w:rFonts w:ascii="Consolas" w:hAnsi="Consolas" w:eastAsia="D2Coding"/>
+                <w:sz w:val="16"/>
+              </w:rPr>
+              <w:t>python -m src.benchmark --threads 4 --out-csv results/latency_repro.csv --models RP-A0=$M/clip_vitb16_image_fp32.onnx RP-DA5-SPL=$D/imp/SPL-b567-k32.onnx</w:t>
             </w:r>
           </w:p>
           <w:p>
@@ -15396,7 +15928,7 @@
               <w:rPr>
                 <w:sz w:val="18"/>
               </w:rPr>
-              <w:t xml:space="preserve"> 마지막에 아래 표가 나온다(다른 PC에서 실제로 나온 출력).</w:t>
+              <w:t xml:space="preserve"> 마지막에 아래 표가 나온다(빈 저장 폴더에서 실제로 나온 출력, 속도 줄은 다른 PC 실측).</w:t>
             </w:r>
           </w:p>
           <w:p>
@@ -15480,7 +16012,7 @@
                 <w:rFonts w:ascii="Consolas" w:hAnsi="Consolas" w:eastAsia="D2Coding"/>
                 <w:sz w:val="16"/>
               </w:rPr>
-              <w:t>DA-SPL         COCO-confirm R@1        53.49%   53.49%  일치</w:t>
+              <w:t>DA5-SPL        COCO-confirm R@1        56.97%   56.97%  일치</w:t>
             </w:r>
           </w:p>
           <w:p>
@@ -15494,7 +16026,7 @@
                 <w:rFonts w:ascii="Consolas" w:hAnsi="Consolas" w:eastAsia="D2Coding"/>
                 <w:sz w:val="16"/>
               </w:rPr>
-              <w:t>DA-SPL         CIFAR-100 test top-1    67.70%   67.70%  일치      (5구성 × R@1/5/10·CIFAR = 20행)</w:t>
+              <w:t>DA5-SPL        CIFAR-100 test top-1    68.16%   68.16%  일치      (4구성 × R@1/5/10·CIFAR = 16행)</w:t>
             </w:r>
           </w:p>
           <w:p>
@@ -15587,7 +16119,7 @@
               <w:rPr>
                 <w:sz w:val="18"/>
               </w:rPr>
-              <w:t xml:space="preserve"> 재현 표의 R@1(41.79%, 53.49%)은 캡션 단위 평균, 보고서 표(41.80%, 53.50%)는 이미지별 성적의 평균이다. 같은 결과를 두 방식으로 계산한 것이다.</w:t>
+              <w:t xml:space="preserve"> 재현 표의 R@1(41.79%, 56.97%)은 캡션 단위 평균, 보고서 표(41.80%, 56.97%)는 이미지별 성적의 평균이다. 같은 결과를 두 방식으로 계산한 것이다.</w:t>
             </w:r>
           </w:p>
           <w:p>
@@ -15928,7 +16460,7 @@
                 <w:rFonts w:ascii="Consolas" w:hAnsi="Consolas" w:eastAsia="D2Coding"/>
                 <w:sz w:val="17"/>
               </w:rPr>
-              <w:t>models_da/imp/</w:t>
+              <w:t>models_da5/imp/</w:t>
             </w:r>
             <w:r>
               <w:rPr>
@@ -15963,33 +16495,46 @@
               <w:rPr>
                 <w:sz w:val="18"/>
               </w:rPr>
-              <w:t xml:space="preserve"> zip의 </w:t>
+              <w:t xml:space="preserve"> GitHub Release의 </w:t>
             </w:r>
             <w:r>
               <w:rPr>
                 <w:rFonts w:ascii="Consolas" w:hAnsi="Consolas" w:eastAsia="D2Coding"/>
                 <w:sz w:val="17"/>
               </w:rPr>
-              <w:t>repro/weights/</w:t>
-            </w:r>
-            <w:r>
-              <w:rPr>
-                <w:sz w:val="18"/>
-              </w:rPr>
-              <w:t xml:space="preserve">를 자동으로 쓰고 sha256을 확인한다. </w:t>
+              <w:t>da5_chosen.pt</w:t>
+            </w:r>
+            <w:r>
+              <w:rPr>
+                <w:sz w:val="18"/>
+              </w:rPr>
+              <w:t xml:space="preserve">를 </w:t>
             </w:r>
             <w:r>
               <w:rPr>
                 <w:rFonts w:ascii="Consolas" w:hAnsi="Consolas" w:eastAsia="D2Coding"/>
                 <w:sz w:val="17"/>
               </w:rPr>
+              <w:t>repro/weights/</w:t>
+            </w:r>
+            <w:r>
+              <w:rPr>
+                <w:sz w:val="18"/>
+              </w:rPr>
+              <w:t xml:space="preserve">에 두면 자동으로 쓰고 sha256을 확인한다. </w:t>
+            </w:r>
+            <w:r>
+              <w:rPr>
+                <w:rFonts w:ascii="Consolas" w:hAnsi="Consolas" w:eastAsia="D2Coding"/>
+                <w:sz w:val="17"/>
+              </w:rPr>
               <w:t>DA_TRAIN=1</w:t>
             </w:r>
             <w:r>
               <w:rPr>
                 <w:sz w:val="18"/>
               </w:rPr>
-              <w:t>로 직접 학습하면 CPU 연산 차이로 값이 아주 조금 다를 수 있다(약 3시간, 메모리 20 GB 안팎).</w:t>
+              <w:t>로 직접 학습하면 CPU 연산 차이로 값이 아주 조금 다를 수 있다(약 15시간, 메모리 23 GB 안팎, C 드라이브 대신 넉넉한 디스크 권장).</w:t>
             </w:r>
           </w:p>
           <w:p>
@@ -16219,6 +16764,39 @@
           <w:sz w:val="17"/>
         </w:rPr>
         <w:t>[10] P. Young, A. Lai, M. Hodosh, J. Hockenmaier, From image descriptions to visual denotations (Flickr30k), TACL 2014. https://aclanthology.org/Q14-1006/</w:t>
+      </w:r>
+    </w:p>
+    <w:p>
+      <w:pPr>
+        <w:spacing w:after="40"/>
+      </w:pPr>
+      <w:r>
+        <w:rPr>
+          <w:sz w:val="17"/>
+        </w:rPr>
+        <w:t>[11] H. Agrawal et al., nocaps: novel object captioning at scale, ICCV 2019. https://arxiv.org/abs/1812.08658</w:t>
+      </w:r>
+    </w:p>
+    <w:p>
+      <w:pPr>
+        <w:spacing w:after="40"/>
+      </w:pPr>
+      <w:r>
+        <w:rPr>
+          <w:sz w:val="17"/>
+        </w:rPr>
+        <w:t>[12] A. V. Thapliyal et al., Crossmodal-3600: A Massively Multilingual Multimodal Evaluation Dataset, EMNLP 2022. https://arxiv.org/abs/2205.12522</w:t>
+      </w:r>
+    </w:p>
+    <w:p>
+      <w:pPr>
+        <w:spacing w:after="40"/>
+      </w:pPr>
+      <w:r>
+        <w:rPr>
+          <w:sz w:val="17"/>
+        </w:rPr>
+        <w:t>[13] P. Sharma et al., Conceptual Captions: A Cleaned, Hypernymed, Image Alt-text Dataset For Automatic Image Captioning, ACL 2018. https://aclanthology.org/P18-1238/</w:t>
       </w:r>
     </w:p>
     <w:sectPr>
